--- a/10/tendencii-razvitiya/Вариант 14.docx
+++ b/10/tendencii-razvitiya/Вариант 14.docx
@@ -85,7 +85,27 @@
     </w:p>
     <w:p>
       <w:r>
+        <w:t>1.1. Командный и графический интерфейс.......................3</w:t>
+      </w:r>
+    </w:p>
+    <w:p>
+      <w:r>
+        <w:t>1.2. Сенсорный и голосовой интерфейс.........................3</w:t>
+      </w:r>
+    </w:p>
+    <w:p>
+      <w:r>
         <w:t>2. Почему старое не исчезает.................................4</w:t>
+      </w:r>
+    </w:p>
+    <w:p>
+      <w:r>
+        <w:t>2.1. Интерфейс под задачу....................................4</w:t>
+      </w:r>
+    </w:p>
+    <w:p>
+      <w:r>
+        <w:t>2.2. Доступность.............................................4</w:t>
       </w:r>
     </w:p>
     <w:p>
@@ -132,6 +152,11 @@
     <w:p/>
     <w:p>
       <w:r>
+        <w:t>1.1. Командный и графический интерфейс</w:t>
+      </w:r>
+    </w:p>
+    <w:p>
+      <w:r>
         <w:t>Первым был командный интерфейс: человек набирает команду с клавиатуры, система отвечает текстом. Освоить его труднее — команды надо знать, — но он остаётся самым точным способом управления и единственным, который легко записать в файл и выполнить потом автоматически.</w:t>
       </w:r>
     </w:p>
@@ -139,6 +164,11 @@
       <w:r>
         <w:tab/>
         <w:t>Графический интерфейс заменил заучивание узнаванием: окна, значки, меню и указатель. Не нужно помнить название команды — достаточно найти её глазами. Именно это сделало компьютер массовым.</w:t>
+      </w:r>
+    </w:p>
+    <w:p>
+      <w:r>
+        <w:t>1.2. Сенсорный и голосовой интерфейс</w:t>
       </w:r>
     </w:p>
     <w:p>
@@ -162,12 +192,22 @@
     <w:p/>
     <w:p>
       <w:r>
+        <w:t>2.1. Интерфейс под задачу</w:t>
+      </w:r>
+    </w:p>
+    <w:p>
+      <w:r>
         <w:t>Командная строка не только не исчезла, но и осталась основным инструментом там, где работа повторяется: одну и ту же последовательность действий можно записать и выполнять по расписанию на сотне машин. Мышью такое не повторишь.</w:t>
       </w:r>
     </w:p>
     <w:p>
       <w:r>
         <w:t>Отсюда общее правило: интерфейс выбирают  под задачу,  а не по новизне. Разовое дело удобнее  сделать в графическом окне, повторяющееся — командой, работу на ходу  — касанием.</w:t>
+      </w:r>
+    </w:p>
+    <w:p>
+      <w:r>
+        <w:t>2.2. Доступность</w:t>
       </w:r>
     </w:p>
     <w:p>
